--- a/en/wisdom-stories/skins-of-the-lambs.docx
+++ b/en/wisdom-stories/skins-of-the-lambs.docx
@@ -3,108 +3,165 @@
 <w:document xmlns:wpc="http://schemas.microsoft.com/office/word/2010/wordprocessingCanvas" xmlns:mo="http://schemas.microsoft.com/office/mac/office/2008/main" xmlns:mc="http://schemas.openxmlformats.org/markup-compatibility/2006" xmlns:mv="urn:schemas-microsoft-com:mac:vml" xmlns:o="urn:schemas-microsoft-com:office:office" xmlns:r="http://schemas.openxmlformats.org/officeDocument/2006/relationships" xmlns:m="http://schemas.openxmlformats.org/officeDocument/2006/math" xmlns:v="urn:schemas-microsoft-com:vml" xmlns:wp14="http://schemas.microsoft.com/office/word/2010/wordprocessingDrawing" xmlns:wp="http://schemas.openxmlformats.org/drawingml/2006/wordprocessingDrawing" xmlns:w10="urn:schemas-microsoft-com:office:word" xmlns:w="http://schemas.openxmlformats.org/wordprocessingml/2006/main" xmlns:w14="http://schemas.microsoft.com/office/word/2010/wordml" xmlns:wpg="http://schemas.microsoft.com/office/word/2010/wordprocessingGroup" xmlns:wpi="http://schemas.microsoft.com/office/word/2010/wordprocessingInk" xmlns:wne="http://schemas.microsoft.com/office/word/2006/wordml" xmlns:wps="http://schemas.microsoft.com/office/word/2010/wordprocessingShape" mc:Ignorable="w14 wp14">
   <w:body>
     <w:p>
+      <w:pPr>
+        <w:pStyle w:val="Title"/>
+      </w:pPr>
       <w:r>
         <w:t>The Skins of the Lambs</w:t>
       </w:r>
     </w:p>
     <w:p>
+      <w:pPr>
+        <w:spacing w:after="80"/>
+      </w:pPr>
       <w:r>
         <w:t>“It is better to shear the wool of rams than to skin lambs.”</w:t>
       </w:r>
     </w:p>
     <w:p>
+      <w:pPr/>
       <w:r>
         <w:t>This saying is associated with Azmzadeh Asad Pasha, who was the governor of Damascus province during the Ottoman period. The story goes like this:</w:t>
       </w:r>
     </w:p>
     <w:p>
+      <w:pPr/>
       <w:r>
-        <w:t>One day, Asad Pasha’s treasury was empty and he was in great distress. His advisors advised him to impose an additional tax on the weavers of Damascus as a way to fill the treasury. Asad Pasha, who listened to the advice, asked: “How much income would we get if we imposed such a tax?”</w:t>
+        <w:t>One day, faced with an empty treasury, Asad Pasha asked his advisers what to do. They proposed an extra tax on the weavers of Damascus. “How much would it raise?” he asked.</w:t>
       </w:r>
     </w:p>
     <w:p>
+      <w:pPr>
+        <w:spacing w:after="80"/>
+      </w:pPr>
       <w:r>
-        <w:t>“We will buy fifty or sixty bags of gold,” they said.</w:t>
+        <w:t>“Fifty or sixty bags of gold.”</w:t>
       </w:r>
     </w:p>
     <w:p>
+      <w:pPr/>
       <w:r>
         <w:t>Asad Pasha objected: “These people are already struggling to make ends meet. How will they pay this tax?” The advisors said: “They will sell the gold and jewels in their houses, Pasha,” and tried to persuade him.</w:t>
       </w:r>
     </w:p>
     <w:p>
+      <w:pPr>
+        <w:spacing w:after="80"/>
+      </w:pPr>
       <w:r>
-        <w:t>Asad Pasha says: “I will get this amount in a better way.”</w:t>
+        <w:t>“I can raise it another way,” the pasha replied.</w:t>
       </w:r>
     </w:p>
     <w:p>
+      <w:pPr>
+        <w:spacing w:after="80"/>
+      </w:pPr>
       <w:r>
-        <w:t>The advisors are silent.</w:t>
+        <w:t>His advisers fell silent.</w:t>
       </w:r>
     </w:p>
     <w:p>
+      <w:pPr>
+        <w:spacing w:after="80"/>
+      </w:pPr>
       <w:r>
-        <w:t>The next day, the Pasha sends an invitation to the Mufti and offers to meet secretly at night. At night, the Mufti comes to visit the Pasha. The Pasha says:</w:t>
+        <w:t>The next evening, he summoned the mufti to a private meeting.</w:t>
       </w:r>
     </w:p>
     <w:p>
+      <w:pPr/>
       <w:r>
-        <w:t>— Mufti Effendi! According to the information we have received, you are acting contrary to the Sharia in your personal life, drinking alcohol secretly at home. I must report this situation to Istanbul. However, I thought I would inform you in advance.</w:t>
+        <w:t>“Mufti Effendi, I hear you have been secretly drinking at home, in defiance of religious law. I must report this to Istanbul, but thought I should tell you first.”</w:t>
       </w:r>
     </w:p>
     <w:p>
+      <w:pPr/>
       <w:r>
-        <w:t>Hearing this, the Mufti Effendi begins to beg the Pasha. In order not to inform Istanbul, he offers him a thousand mecidiyes. The Pasha does not accept. The Mufti offers twice as much. The Pasha does not accept again. In the end, they agree to six thousand mecidiyes.</w:t>
+        <w:t>The mufti pleaded with him and offered a thousand mecidiyes to keep the matter quiet. The pasha refused. After further bargaining, they settled on six thousand.</w:t>
       </w:r>
     </w:p>
     <w:p>
+      <w:pPr/>
       <w:r>
-        <w:t>The next day, Asad Pasha invites the Ghazi and tells him: “Gazi Effendi, we have learned from reliable sources that you are taking bribes and using your position for your personal gain.”</w:t>
+        <w:t>Next he called in the judge. “Reliable sources tell me you accept bribes and use your office for personal gain.”</w:t>
       </w:r>
     </w:p>
     <w:p>
+      <w:pPr>
+        <w:spacing w:after="80"/>
+      </w:pPr>
       <w:r>
-        <w:t>This time, the Ghazi Effendi begins to beg the Pasha. He, like the mufti, bargains with Asad Pasha: “Oh, my lord, do not remove me from my post, or I will be disgraced among the people.” They also agree to six thousand mejidiye gazi.</w:t>
+        <w:t>The judge begged not to be dismissed and disgraced. He too agreed to pay six thousand mecidiyes.</w:t>
       </w:r>
     </w:p>
     <w:p>
+      <w:pPr/>
       <w:r>
         <w:t>Then Asad Pasha invites the treasurer, the chief of security, the merchants and the wealthy to a meeting one by one.</w:t>
       </w:r>
     </w:p>
     <w:p>
+      <w:pPr/>
       <w:r>
-        <w:t>At the end of this operation, Asad Pasha collects exactly two hundred bags of mejidiye gold. Then he calls his advisors and asks: “Have you heard that I imposed a tax on the people of Damascus?” “No, we have not heard,” they say.</w:t>
+        <w:t>By the end, he had collected two hundred bags of gold. He called his advisers together. “Have you heard of any new tax on the people of Damascus?” They had not.</w:t>
       </w:r>
     </w:p>
     <w:p>
+      <w:pPr>
+        <w:spacing w:after="80"/>
+      </w:pPr>
       <w:r>
-        <w:t>The Pasha says: “Despite not imposing a tax, I have collected not fifty, but two hundred bags of mejidiye gold.”</w:t>
+        <w:t>“Yet I have raised two hundred bags, not fifty.”</w:t>
       </w:r>
     </w:p>
     <w:p>
+      <w:pPr>
+        <w:spacing w:after="80"/>
+      </w:pPr>
       <w:r>
-        <w:t>— How did you do this, Pasha?</w:t>
+        <w:t>“How did you do it?”</w:t>
       </w:r>
     </w:p>
     <w:p>
+      <w:pPr>
+        <w:keepNext/>
+        <w:spacing w:after="80"/>
+      </w:pPr>
       <w:r>
         <w:t>The Pasha replies: “It is better to shear the wool of rams than to skin lambs.”</w:t>
       </w:r>
     </w:p>
     <w:p>
+      <w:pPr>
+        <w:keepNext/>
+        <w:keepLines/>
+        <w:spacing w:before="160"/>
+      </w:pPr>
       <w:r>
-        <w:t>Moral: It is more just to take the unjust profit of the wealthy than to rob the poor. The burden should be placed on the strong, not the poor.</w:t>
+        <w:rPr>
+          <w:b/>
+        </w:rPr>
+        <w:t>Moral:</w:t>
+      </w:r>
+      <w:r>
+        <w:t xml:space="preserve"> It is more just to take the unjust profit of the wealthy than to rob the poor. The burden should be placed on the strong, not the poor.</w:t>
       </w:r>
     </w:p>
     <w:p>
+      <w:pPr>
+        <w:spacing w:after="80"/>
+      </w:pPr>
       <w:r>
-        <w:t>The story was obtained from open Internet sources.</w:t>
+        <w:rPr>
+          <w:i/>
+          <w:sz w:val="18"/>
+        </w:rPr>
+        <w:t>Source: Publicly available internet sources.</w:t>
       </w:r>
     </w:p>
     <w:sectPr>
       <w:pgSz w:w="12240" w:h="15840"/>
-      <w:pgMar w:top="1440" w:right="1800" w:bottom="1440" w:left="1800" w:header="720" w:footer="720" w:gutter="0"/>
+      <w:pgMar w:top="1080" w:right="1224" w:bottom="1080" w:left="1224" w:header="720" w:footer="720" w:gutter="0"/>
       <w:cols w:space="720"/>
       <w:docGrid w:linePitch="360"/>
     </w:sectPr>
@@ -475,6 +532,16 @@
     <w:name w:val="Normal"/>
     <w:qFormat/>
     <w:rsid w:val="00FC693F"/>
+    <w:pPr>
+      <w:widowControl/>
+      <w:spacing w:after="120" w:line="259" w:lineRule="auto"/>
+    </w:pPr>
+    <w:rPr>
+      <w:rFonts w:ascii="Arial" w:hAnsi="Arial"/>
+      <w:color w:val="000000"/>
+      <w:sz w:val="22"/>
+      <w:lang w:val="en-US"/>
+    </w:rPr>
   </w:style>
   <w:style w:type="paragraph" w:styleId="Header">
     <w:name w:val="header"/>
@@ -817,18 +884,17 @@
     <w:qFormat/>
     <w:rsid w:val="00FC693F"/>
     <w:pPr>
-      <w:pBdr>
-        <w:bottom w:val="single" w:sz="8" w:space="4" w:color="4F81BD" w:themeColor="accent1"/>
-      </w:pBdr>
-      <w:spacing w:after="300" w:line="240" w:lineRule="auto"/>
+      <w:keepNext/>
+      <w:spacing w:after="280" w:line="240" w:lineRule="auto"/>
       <w:contextualSpacing/>
     </w:pPr>
     <w:rPr>
-      <w:rFonts w:asciiTheme="majorHAnsi" w:eastAsiaTheme="majorEastAsia" w:hAnsiTheme="majorHAnsi" w:cstheme="majorBidi"/>
-      <w:color w:val="17365D" w:themeColor="text2" w:themeShade="BF"/>
+      <w:rFonts w:asciiTheme="majorHAnsi" w:eastAsiaTheme="majorEastAsia" w:hAnsiTheme="majorHAnsi" w:cstheme="majorBidi" w:ascii="Arial" w:hAnsi="Arial"/>
+      <w:b/>
+      <w:color w:val="000000"/>
       <w:spacing w:val="5"/>
       <w:kern w:val="28"/>
-      <w:sz w:val="52"/>
+      <w:sz w:val="34"/>
       <w:szCs w:val="52"/>
     </w:rPr>
   </w:style>
@@ -1304,9 +1370,6 @@
     <w:qFormat/>
     <w:rsid w:val="00FC693F"/>
     <w:pPr>
-      <w:pBdr>
-        <w:bottom w:val="single" w:sz="4" w:space="4" w:color="4F81BD" w:themeColor="accent1"/>
-      </w:pBdr>
       <w:spacing w:before="200" w:after="280"/>
       <w:ind w:left="936" w:right="936"/>
     </w:pPr>

--- a/en/wisdom-stories/skins-of-the-lambs.docx
+++ b/en/wisdom-stories/skins-of-the-lambs.docx
@@ -27,7 +27,7 @@
     <w:p>
       <w:pPr/>
       <w:r>
-        <w:t>One day, faced with an empty treasury, Asad Pasha asked his advisers what to do. They proposed an extra tax on the weavers of Damascus. “How much would it raise?” he asked.</w:t>
+        <w:t>One day Asad Pasha’s treasury was empty and he was in great difficulty. His advisers, as a way to fill the treasury, proposed an extra tax on the weavers of Damascus. “How much would it raise?” he asked.</w:t>
       </w:r>
     </w:p>
     <w:p>
@@ -49,7 +49,7 @@
         <w:spacing w:after="80"/>
       </w:pPr>
       <w:r>
-        <w:t>“I can raise it another way,” the pasha replied.</w:t>
+        <w:t>“I can raise it by a better way,” the pasha replied.</w:t>
       </w:r>
     </w:p>
     <w:p>
@@ -71,19 +71,19 @@
     <w:p>
       <w:pPr/>
       <w:r>
-        <w:t>“Mufti Effendi, I hear you have been secretly drinking at home, in defiance of religious law. I must report this to Istanbul, but thought I should tell you first.”</w:t>
+        <w:t>“Mufti Effendi, According to information we have obtained, in your private life you act contrary to the sharia and drink alcohol secretly at home. I must report this to Istanbul, but thought I should tell you first.”</w:t>
       </w:r>
     </w:p>
     <w:p>
       <w:pPr/>
       <w:r>
-        <w:t>The mufti pleaded with him and offered a thousand mecidiyes to keep the matter quiet. The pasha refused. After further bargaining, they settled on six thousand.</w:t>
+        <w:t>The mufti pleaded with him and offered a thousand mecidiyes to keep the matter quiet. The pasha refused. The mufti offered twice as much. The pasha refused again. In the end they settled on six thousand.</w:t>
       </w:r>
     </w:p>
     <w:p>
       <w:pPr/>
       <w:r>
-        <w:t>Next he called in the judge. “Reliable sources tell me you accept bribes and use your office for personal gain.”</w:t>
+        <w:t>The next day he called in the judge. “Reliable sources tell me you accept bribes and use your office for personal gain.”</w:t>
       </w:r>
     </w:p>
     <w:p>
@@ -91,13 +91,13 @@
         <w:spacing w:after="80"/>
       </w:pPr>
       <w:r>
-        <w:t>The judge begged not to be dismissed and disgraced. He too agreed to pay six thousand mecidiyes.</w:t>
+        <w:t>The judge began to beg and, like the mufti, bargained with Asad Pasha: “Sir, do not remove me from my post, or I shall be disgraced among the people.” He too agreed to pay six thousand mecidiyes.</w:t>
       </w:r>
     </w:p>
     <w:p>
       <w:pPr/>
       <w:r>
-        <w:t>Then Asad Pasha invites the treasurer, the chief of security, the merchants and the wealthy to a meeting one by one.</w:t>
+        <w:t>Then Asad Pasha invited the treasurer, the chief of security, the merchants and the wealthy to a meeting one by one.</w:t>
       </w:r>
     </w:p>
     <w:p>
@@ -111,7 +111,7 @@
         <w:spacing w:after="80"/>
       </w:pPr>
       <w:r>
-        <w:t>“Yet I have raised two hundred bags, not fifty.”</w:t>
+        <w:t>“Although I imposed no tax, I have collected not fifty but two hundred bags of mecidiye gold.”</w:t>
       </w:r>
     </w:p>
     <w:p>
@@ -141,11 +141,9 @@
         <w:rPr>
           <w:b/>
         </w:rPr>
-        <w:t>Moral:</w:t>
+        <w:t>Moral: It is more just to take the unjust profit of the wealthy than to rob the poor. The burden should be placed on the strong, not the poor.</w:t>
       </w:r>
-      <w:r>
-        <w:t xml:space="preserve"> It is more just to take the unjust profit of the wealthy than to rob the poor. The burden should be placed on the strong, not the poor.</w:t>
-      </w:r>
+      <w:r/>
     </w:p>
     <w:p>
       <w:pPr>
@@ -156,7 +154,7 @@
           <w:i/>
           <w:sz w:val="18"/>
         </w:rPr>
-        <w:t>Source: Publicly available internet sources.</w:t>
+        <w:t>Stories are taken from open Internet sources; illustrations were created with AI.</w:t>
       </w:r>
     </w:p>
     <w:sectPr>
